--- a/上市櫃公司課程結訓證書範本.docx
+++ b/上市櫃公司課程結訓證書範本.docx
@@ -1967,10 +1967,424 @@
     <wne:hash wne:val="-314592483"/>
   </wne:recipientData>
   <wne:recipientData>
-    <wne:active wne:val="0"/>
-  </wne:recipientData>
-  <wne:recipientData>
-    <wne:active wne:val="1"/>
+    <wne:active wne:val="1"/>
+    <wne:hash wne:val="1771366719"/>
+  </wne:recipientData>
+  <wne:recipientData>
+    <wne:active wne:val="1"/>
+    <wne:hash wne:val="1645276171"/>
+  </wne:recipientData>
+  <wne:recipientData>
+    <wne:active wne:val="1"/>
+    <wne:hash wne:val="-796909832"/>
+  </wne:recipientData>
+  <wne:recipientData>
+    <wne:active wne:val="1"/>
+    <wne:hash wne:val="-927608389"/>
+  </wne:recipientData>
+  <wne:recipientData>
+    <wne:active wne:val="1"/>
+    <wne:hash wne:val="516000898"/>
+  </wne:recipientData>
+  <wne:recipientData>
+    <wne:active wne:val="1"/>
+    <wne:hash wne:val="804448627"/>
+  </wne:recipientData>
+  <wne:recipientData>
+    <wne:active wne:val="1"/>
+    <wne:hash wne:val="-1316244707"/>
+  </wne:recipientData>
+  <wne:recipientData>
+    <wne:active wne:val="1"/>
+    <wne:hash wne:val="2051831216"/>
+  </wne:recipientData>
+  <wne:recipientData>
+    <wne:active wne:val="1"/>
+    <wne:hash wne:val="445709084"/>
+  </wne:recipientData>
+  <wne:recipientData>
+    <wne:active wne:val="1"/>
+    <wne:hash wne:val="-225160807"/>
+  </wne:recipientData>
+  <wne:recipientData>
+    <wne:active wne:val="1"/>
+    <wne:hash wne:val="1435793495"/>
+  </wne:recipientData>
+  <wne:recipientData>
+    <wne:active wne:val="1"/>
+    <wne:hash wne:val="-333950268"/>
+  </wne:recipientData>
+  <wne:recipientData>
+    <wne:active wne:val="1"/>
+    <wne:hash wne:val="1742753196"/>
+  </wne:recipientData>
+  <wne:recipientData>
+    <wne:active wne:val="1"/>
+    <wne:hash wne:val="1194872336"/>
+  </wne:recipientData>
+  <wne:recipientData>
+    <wne:active wne:val="1"/>
+    <wne:hash wne:val="-2086601632"/>
+  </wne:recipientData>
+  <wne:recipientData>
+    <wne:active wne:val="1"/>
+    <wne:hash wne:val="1949544588"/>
+  </wne:recipientData>
+  <wne:recipientData>
+    <wne:active wne:val="1"/>
+    <wne:hash wne:val="-119324505"/>
+  </wne:recipientData>
+  <wne:recipientData>
+    <wne:active wne:val="1"/>
+    <wne:hash wne:val="969951084"/>
+  </wne:recipientData>
+  <wne:recipientData>
+    <wne:active wne:val="1"/>
+    <wne:hash wne:val="93456001"/>
+  </wne:recipientData>
+  <wne:recipientData>
+    <wne:active wne:val="1"/>
+    <wne:hash wne:val="-100687067"/>
+  </wne:recipientData>
+  <wne:recipientData>
+    <wne:active wne:val="1"/>
+    <wne:hash wne:val="-1219322755"/>
+  </wne:recipientData>
+  <wne:recipientData>
+    <wne:active wne:val="1"/>
+    <wne:hash wne:val="-1992185328"/>
+  </wne:recipientData>
+  <wne:recipientData>
+    <wne:active wne:val="1"/>
+    <wne:hash wne:val="-166791594"/>
+  </wne:recipientData>
+  <wne:recipientData>
+    <wne:active wne:val="1"/>
+    <wne:hash wne:val="-1190276558"/>
+  </wne:recipientData>
+  <wne:recipientData>
+    <wne:active wne:val="1"/>
+    <wne:hash wne:val="-501918976"/>
+  </wne:recipientData>
+  <wne:recipientData>
+    <wne:active wne:val="1"/>
+    <wne:hash wne:val="-55309246"/>
+  </wne:recipientData>
+  <wne:recipientData>
+    <wne:active wne:val="1"/>
+    <wne:hash wne:val="995872717"/>
+  </wne:recipientData>
+  <wne:recipientData>
+    <wne:active wne:val="1"/>
+    <wne:hash wne:val="1796804616"/>
+  </wne:recipientData>
+  <wne:recipientData>
+    <wne:active wne:val="1"/>
+    <wne:hash wne:val="1039389299"/>
+  </wne:recipientData>
+  <wne:recipientData>
+    <wne:active wne:val="1"/>
+    <wne:hash wne:val="-1707313522"/>
+  </wne:recipientData>
+  <wne:recipientData>
+    <wne:active wne:val="1"/>
+    <wne:hash wne:val="414791508"/>
+  </wne:recipientData>
+  <wne:recipientData>
+    <wne:active wne:val="1"/>
+    <wne:hash wne:val="1230618117"/>
+  </wne:recipientData>
+  <wne:recipientData>
+    <wne:active wne:val="1"/>
+    <wne:hash wne:val="-2040595419"/>
+  </wne:recipientData>
+  <wne:recipientData>
+    <wne:active wne:val="1"/>
+    <wne:hash wne:val="-370340677"/>
+  </wne:recipientData>
+  <wne:recipientData>
+    <wne:active wne:val="1"/>
+    <wne:hash wne:val="1104659147"/>
+  </wne:recipientData>
+  <wne:recipientData>
+    <wne:active wne:val="1"/>
+    <wne:hash wne:val="-642865483"/>
+  </wne:recipientData>
+  <wne:recipientData>
+    <wne:active wne:val="1"/>
+    <wne:hash wne:val="-1059145335"/>
+  </wne:recipientData>
+  <wne:recipientData>
+    <wne:active wne:val="1"/>
+    <wne:hash wne:val="1344638587"/>
+  </wne:recipientData>
+  <wne:recipientData>
+    <wne:active wne:val="1"/>
+    <wne:hash wne:val="-841334271"/>
+  </wne:recipientData>
+  <wne:recipientData>
+    <wne:active wne:val="1"/>
+    <wne:hash wne:val="555186548"/>
+  </wne:recipientData>
+  <wne:recipientData>
+    <wne:active wne:val="1"/>
+    <wne:hash wne:val="1264838540"/>
+  </wne:recipientData>
+  <wne:recipientData>
+    <wne:active wne:val="1"/>
+    <wne:hash wne:val="1471684788"/>
+  </wne:recipientData>
+  <wne:recipientData>
+    <wne:active wne:val="1"/>
+    <wne:hash wne:val="1400376391"/>
+  </wne:recipientData>
+  <wne:recipientData>
+    <wne:active wne:val="1"/>
+    <wne:hash wne:val="-1244726667"/>
+  </wne:recipientData>
+  <wne:recipientData>
+    <wne:active wne:val="1"/>
+    <wne:hash wne:val="1655217002"/>
+  </wne:recipientData>
+  <wne:recipientData>
+    <wne:active wne:val="1"/>
+    <wne:hash wne:val="-1863151625"/>
+  </wne:recipientData>
+  <wne:recipientData>
+    <wne:active wne:val="1"/>
+    <wne:hash wne:val="-431081585"/>
+  </wne:recipientData>
+  <wne:recipientData>
+    <wne:active wne:val="1"/>
+    <wne:hash wne:val="1644580468"/>
+  </wne:recipientData>
+  <wne:recipientData>
+    <wne:active wne:val="1"/>
+    <wne:hash wne:val="-337687521"/>
+  </wne:recipientData>
+  <wne:recipientData>
+    <wne:active wne:val="1"/>
+    <wne:hash wne:val="1405578192"/>
+  </wne:recipientData>
+  <wne:recipientData>
+    <wne:active wne:val="1"/>
+    <wne:hash wne:val="182773453"/>
+  </wne:recipientData>
+  <wne:recipientData>
+    <wne:active wne:val="1"/>
+    <wne:hash wne:val="-519686650"/>
+  </wne:recipientData>
+  <wne:recipientData>
+    <wne:active wne:val="1"/>
+    <wne:hash wne:val="1352031877"/>
+  </wne:recipientData>
+  <wne:recipientData>
+    <wne:active wne:val="1"/>
+    <wne:hash wne:val="15495110"/>
+  </wne:recipientData>
+  <wne:recipientData>
+    <wne:active wne:val="1"/>
+    <wne:hash wne:val="-193650848"/>
+  </wne:recipientData>
+  <wne:recipientData>
+    <wne:active wne:val="1"/>
+    <wne:hash wne:val="1750201084"/>
+  </wne:recipientData>
+  <wne:recipientData>
+    <wne:active wne:val="1"/>
+    <wne:hash wne:val="675592111"/>
+  </wne:recipientData>
+  <wne:recipientData>
+    <wne:active wne:val="1"/>
+    <wne:hash wne:val="1021403994"/>
+  </wne:recipientData>
+  <wne:recipientData>
+    <wne:active wne:val="1"/>
+    <wne:hash wne:val="-61951556"/>
+  </wne:recipientData>
+  <wne:recipientData>
+    <wne:active wne:val="1"/>
+    <wne:hash wne:val="-378394458"/>
+  </wne:recipientData>
+  <wne:recipientData>
+    <wne:active wne:val="1"/>
+    <wne:hash wne:val="-45818146"/>
+  </wne:recipientData>
+  <wne:recipientData>
+    <wne:active wne:val="1"/>
+    <wne:hash wne:val="402057493"/>
+  </wne:recipientData>
+  <wne:recipientData>
+    <wne:active wne:val="1"/>
+    <wne:hash wne:val="-300402610"/>
+  </wne:recipientData>
+  <wne:recipientData>
+    <wne:active wne:val="1"/>
+    <wne:hash wne:val="1571315917"/>
+  </wne:recipientData>
+  <wne:recipientData>
+    <wne:active wne:val="1"/>
+    <wne:hash wne:val="234779150"/>
+  </wne:recipientData>
+  <wne:recipientData>
+    <wne:active wne:val="1"/>
+    <wne:hash wne:val="25633192"/>
+  </wne:recipientData>
+  <wne:recipientData>
+    <wne:active wne:val="1"/>
+    <wne:hash wne:val="1969485124"/>
+  </wne:recipientData>
+  <wne:recipientData>
+    <wne:active wne:val="1"/>
+    <wne:hash wne:val="894876151"/>
+  </wne:recipientData>
+  <wne:recipientData>
+    <wne:active wne:val="1"/>
+    <wne:hash wne:val="1240688034"/>
+  </wne:recipientData>
+  <wne:recipientData>
+    <wne:active wne:val="1"/>
+    <wne:hash wne:val="1432084678"/>
+  </wne:recipientData>
+  <wne:recipientData>
+    <wne:active wne:val="1"/>
+    <wne:hash wne:val="-159110418"/>
+  </wne:recipientData>
+  <wne:recipientData>
+    <wne:active wne:val="1"/>
+    <wne:hash wne:val="250929998"/>
+  </wne:recipientData>
+  <wne:recipientData>
+    <wne:active wne:val="1"/>
+    <wne:hash wne:val="-274490172"/>
+  </wne:recipientData>
+  <wne:recipientData>
+    <wne:active wne:val="1"/>
+    <wne:hash wne:val="-1979435745"/>
+  </wne:recipientData>
+  <wne:recipientData>
+    <wne:active wne:val="1"/>
+    <wne:hash wne:val="866966070"/>
+  </wne:recipientData>
+  <wne:recipientData>
+    <wne:active wne:val="1"/>
+    <wne:hash wne:val="1323687828"/>
+  </wne:recipientData>
+  <wne:recipientData>
+    <wne:active wne:val="1"/>
+    <wne:hash wne:val="1303977939"/>
+  </wne:recipientData>
+  <wne:recipientData>
+    <wne:active wne:val="1"/>
+    <wne:hash wne:val="1440386947"/>
+  </wne:recipientData>
+  <wne:recipientData>
+    <wne:active wne:val="1"/>
+    <wne:hash wne:val="-6501858"/>
+  </wne:recipientData>
+  <wne:recipientData>
+    <wne:active wne:val="1"/>
+    <wne:hash wne:val="470696572"/>
+  </wne:recipientData>
+  <wne:recipientData>
+    <wne:active wne:val="1"/>
+    <wne:hash wne:val="181368827"/>
+  </wne:recipientData>
+  <wne:recipientData>
+    <wne:active wne:val="1"/>
+    <wne:hash wne:val="2042541104"/>
+  </wne:recipientData>
+  <wne:recipientData>
+    <wne:active wne:val="1"/>
+    <wne:hash wne:val="-112207751"/>
+  </wne:recipientData>
+  <wne:recipientData>
+    <wne:active wne:val="1"/>
+    <wne:hash wne:val="-2122022934"/>
+  </wne:recipientData>
+  <wne:recipientData>
+    <wne:active wne:val="1"/>
+    <wne:hash wne:val="-4629440"/>
+  </wne:recipientData>
+  <wne:recipientData>
+    <wne:active wne:val="1"/>
+    <wne:hash wne:val="-1036507878"/>
+  </wne:recipientData>
+  <wne:recipientData>
+    <wne:active wne:val="1"/>
+    <wne:hash wne:val="-1171151861"/>
+  </wne:recipientData>
+  <wne:recipientData>
+    <wne:active wne:val="1"/>
+    <wne:hash wne:val="-961705024"/>
+  </wne:recipientData>
+  <wne:recipientData>
+    <wne:active wne:val="1"/>
+    <wne:hash wne:val="1704673194"/>
+  </wne:recipientData>
+  <wne:recipientData>
+    <wne:active wne:val="1"/>
+    <wne:hash wne:val="-779013679"/>
+  </wne:recipientData>
+  <wne:recipientData>
+    <wne:active wne:val="1"/>
+    <wne:hash wne:val="1737927339"/>
+  </wne:recipientData>
+  <wne:recipientData>
+    <wne:active wne:val="1"/>
+    <wne:hash wne:val="-1621399373"/>
+  </wne:recipientData>
+  <wne:recipientData>
+    <wne:active wne:val="1"/>
+    <wne:hash wne:val="-1603267237"/>
+  </wne:recipientData>
+  <wne:recipientData>
+    <wne:active wne:val="1"/>
+    <wne:hash wne:val="1770229724"/>
+  </wne:recipientData>
+  <wne:recipientData>
+    <wne:active wne:val="1"/>
+    <wne:hash wne:val="1183880513"/>
+  </wne:recipientData>
+  <wne:recipientData>
+    <wne:active wne:val="1"/>
+    <wne:hash wne:val="-1272384804"/>
+  </wne:recipientData>
+  <wne:recipientData>
+    <wne:active wne:val="1"/>
+    <wne:hash wne:val="-435489420"/>
+  </wne:recipientData>
+  <wne:recipientData>
+    <wne:active wne:val="1"/>
+    <wne:hash wne:val="-814032172"/>
+  </wne:recipientData>
+  <wne:recipientData>
+    <wne:active wne:val="1"/>
+    <wne:hash wne:val="-2015247079"/>
+  </wne:recipientData>
+  <wne:recipientData>
+    <wne:active wne:val="1"/>
+    <wne:hash wne:val="1252384504"/>
+  </wne:recipientData>
+  <wne:recipientData>
+    <wne:active wne:val="1"/>
+    <wne:hash wne:val="-1082380871"/>
+  </wne:recipientData>
+  <wne:recipientData>
+    <wne:active wne:val="1"/>
+    <wne:hash wne:val="1035689170"/>
+  </wne:recipientData>
+  <wne:recipientData>
+    <wne:active wne:val="1"/>
+    <wne:hash wne:val="35377162"/>
+  </wne:recipientData>
+  <wne:recipientData>
+    <wne:active wne:val="1"/>
+    <wne:hash wne:val="-1351129251"/>
+  </wne:recipientData>
+  <wne:recipientData>
+    <wne:active wne:val="1"/>
+    <wne:hash wne:val="850418962"/>
   </wne:recipientData>
 </wne:recipients>
 </file>
